--- a/Volume 1/Chapter 03 - File Handling/SPA_Vol1_Ch3_Lesson3_14a_CSV_EXTENDED.docx
+++ b/Volume 1/Chapter 03 - File Handling/SPA_Vol1_Ch3_Lesson3_14a_CSV_EXTENDED.docx
@@ -895,7 +895,10 @@
         <w:keepNext/>
       </w:pPr>
       <w:r>
-        <w:t>Save each source and supporting file from this lesson into the matching path in the project layout. As in Chapter 1, notepad .\rust\Cargo.toml creates and opens one: choose Yes, type the file, save it with Ctrl+S, and close Notepad. Then install forge-std, Foundry's standard library, into the Solidity project. Rust needs no install command: the first cargo build downloads the csv crate. Linux Assembly runs in WSL or on a Linux computer.</w:t>
+        <w:t>Next, let the tools create the Rust and Solidity projects. Remember, Cargo.toml describes the project: cargo init .\rust writes it, with a starter program, src\main.rs. Remember, Cargo.toml pins the crate: cargo add writes csv under [dependencies] at an exact version, and it runs only while the project has a program, so it comes before the next step. This lesson's programs live in src\bin, one file per program, so Remove-Item then deletes the starter. Remember, forge init makes the Solidity project: --no-gi</w:t>
+      </w:r>
+      <w:r>
+        <w:t>t and --offline work as in Chapter 1, --empty leaves out forge's example contracts, and --force lets it fill the solidity folder, which already holds the empty folders made above.</w:t>
       </w:r>
     </w:p>
     <w:p>
@@ -909,6 +912,153 @@
         <w:keepNext/>
       </w:pPr>
       <w:r>
+        <w:t>cargo init .\rust --name server_csv --vcs none</w:t>
+      </w:r>
+    </w:p>
+    <w:p>
+      <w:pPr>
+        <w:pStyle w:val="CommandBlock"/>
+        <w:keepNext/>
+      </w:pPr>
+      <w:r>
+        <w:t>cargo add --manifest-path .\rust\Cargo.toml csv@=1.4.0</w:t>
+      </w:r>
+    </w:p>
+    <w:p>
+      <w:pPr>
+        <w:pStyle w:val="CommandBlock"/>
+        <w:keepNext/>
+      </w:pPr>
+      <w:r>
+        <w:t>Remove-Item .\rust\src\main.rs</w:t>
+      </w:r>
+    </w:p>
+    <w:p>
+      <w:pPr>
+        <w:pStyle w:val="CommandBlock"/>
+      </w:pPr>
+      <w:r>
+        <w:t>forge init .\solidity --empty --no-git --offline --force</w:t>
+      </w:r>
+    </w:p>
+    <w:p>
+      <w:pPr>
+        <w:keepNext/>
+      </w:pPr>
+    </w:p>
+    <w:p>
+      <w:r>
+        <w:t>Then type the Solidity project's settings over the foundry.toml that forge init wrote. foundry.toml is the same as in Lessons 3.3a to 3.9a: fs_permissions gives the file cheatcodes read and write access to the lesson folder, ../, and nowhere else. notepad .\solidity\foundry.toml opens the file: replace its text with the file below, save it with Ctrl+S, and close Notepad.</w:t>
+      </w:r>
+    </w:p>
+    <w:p>
+      <w:pPr>
+        <w:keepNext/>
+      </w:pPr>
+    </w:p>
+    <w:p>
+      <w:pPr>
+        <w:pStyle w:val="Heading3"/>
+      </w:pPr>
+      <w:r>
+        <w:t>solidity/foundry.toml</w:t>
+      </w:r>
+    </w:p>
+    <w:p>
+      <w:pPr>
+        <w:pStyle w:val="SourceCode"/>
+        <w:keepNext/>
+      </w:pPr>
+      <w:r>
+        <w:t>[profile.default]</w:t>
+      </w:r>
+    </w:p>
+    <w:p>
+      <w:pPr>
+        <w:pStyle w:val="SourceCode"/>
+        <w:keepNext/>
+      </w:pPr>
+      <w:r>
+        <w:t># The scripts in script/ are the only Solidity sources in this project.</w:t>
+      </w:r>
+    </w:p>
+    <w:p>
+      <w:pPr>
+        <w:pStyle w:val="SourceCode"/>
+        <w:keepNext/>
+      </w:pPr>
+      <w:r>
+        <w:t>src = "script"</w:t>
+      </w:r>
+    </w:p>
+    <w:p>
+      <w:pPr>
+        <w:pStyle w:val="SourceCode"/>
+        <w:keepNext/>
+      </w:pPr>
+      <w:r>
+        <w:t># forge install puts forge-std in lib/.</w:t>
+      </w:r>
+    </w:p>
+    <w:p>
+      <w:pPr>
+        <w:pStyle w:val="SourceCode"/>
+        <w:keepNext/>
+      </w:pPr>
+      <w:r>
+        <w:t>libs = ["lib"]</w:t>
+      </w:r>
+    </w:p>
+    <w:p>
+      <w:pPr>
+        <w:pStyle w:val="SourceCode"/>
+        <w:keepNext/>
+      </w:pPr>
+      <w:r>
+        <w:t># The file cheatcodes may read and write only inside the lesson folder,</w:t>
+      </w:r>
+    </w:p>
+    <w:p>
+      <w:pPr>
+        <w:pStyle w:val="SourceCode"/>
+        <w:keepNext/>
+      </w:pPr>
+      <w:r>
+        <w:t># the folder above the project root ("../"), and nowhere else.</w:t>
+      </w:r>
+    </w:p>
+    <w:p>
+      <w:pPr>
+        <w:pStyle w:val="SourceCode"/>
+      </w:pPr>
+      <w:r>
+        <w:t>fs_permissions = [{ access = "read-write", path = "../" }]</w:t>
+      </w:r>
+    </w:p>
+    <w:p>
+      <w:pPr>
+        <w:keepNext/>
+      </w:pPr>
+    </w:p>
+    <w:p>
+      <w:pPr>
+        <w:keepNext/>
+      </w:pPr>
+      <w:r>
+        <w:t>Then install forge-std, Foundry's standard library, into the Solidity project. The first cargo build downloads the csv crate. Linux Assembly runs in WSL or on a Linux computer.</w:t>
+      </w:r>
+    </w:p>
+    <w:p>
+      <w:pPr>
+        <w:keepNext/>
+      </w:pPr>
+    </w:p>
+    <w:p>
+      <w:pPr>
+        <w:pStyle w:val="CommandBlock"/>
+        <w:keepNext/>
+      </w:pPr>
+      <w:r>
         <w:t>Push-Location .\solidity</w:t>
       </w:r>
     </w:p>
@@ -935,6 +1085,16 @@
       </w:pPr>
     </w:p>
     <w:p>
+      <w:r>
+        <w:t>You save each source file in its language's section below, as each is shown. As in Chapter 1, notepad .\rust\src\bin\basic_server_csv.rs creates and opens one: choose Yes, type the file, save it with Ctrl+S, and close Notepad.</w:t>
+      </w:r>
+    </w:p>
+    <w:p>
+      <w:pPr>
+        <w:keepNext/>
+      </w:pPr>
+    </w:p>
+    <w:p>
       <w:pPr>
         <w:keepNext/>
       </w:pPr>
@@ -996,7 +1156,7 @@
         <w:keepNext/>
       </w:pPr>
       <w:r>
-        <w:t>Save each source and supporting file from this lesson into the matching path in the project layout. As in Chapter 1, nano ./rust/Cargo.toml creates and opens one: type the file, then save and close it with Ctrl+O, Enter, then Ctrl+X. Then install forge-std.</w:t>
+        <w:t>Then create the Rust and Solidity projects with the same commands as on Windows; rm deletes the starter main.rs.</w:t>
       </w:r>
     </w:p>
     <w:p>
@@ -1007,6 +1167,59 @@
     <w:p>
       <w:pPr>
         <w:pStyle w:val="CommandBlock"/>
+        <w:keepNext/>
+      </w:pPr>
+      <w:r>
+        <w:t>cargo init ./rust --name server_csv --vcs none</w:t>
+      </w:r>
+    </w:p>
+    <w:p>
+      <w:pPr>
+        <w:pStyle w:val="CommandBlock"/>
+        <w:keepNext/>
+      </w:pPr>
+      <w:r>
+        <w:t>cargo add --manifest-path ./rust/Cargo.toml csv@=1.4.0</w:t>
+      </w:r>
+    </w:p>
+    <w:p>
+      <w:pPr>
+        <w:pStyle w:val="CommandBlock"/>
+        <w:keepNext/>
+      </w:pPr>
+      <w:r>
+        <w:t>rm ./rust/src/main.rs</w:t>
+      </w:r>
+    </w:p>
+    <w:p>
+      <w:pPr>
+        <w:pStyle w:val="CommandBlock"/>
+      </w:pPr>
+      <w:r>
+        <w:t>forge init ./solidity --empty --no-git --offline --force</w:t>
+      </w:r>
+    </w:p>
+    <w:p>
+      <w:pPr>
+        <w:keepNext/>
+      </w:pPr>
+    </w:p>
+    <w:p>
+      <w:pPr>
+        <w:keepNext/>
+      </w:pPr>
+      <w:r>
+        <w:t>Type solidity/foundry.toml exactly as shown in the Windows setup, over the file forge init wrote. Then install forge-std.</w:t>
+      </w:r>
+    </w:p>
+    <w:p>
+      <w:pPr>
+        <w:keepNext/>
+      </w:pPr>
+    </w:p>
+    <w:p>
+      <w:pPr>
+        <w:pStyle w:val="CommandBlock"/>
       </w:pPr>
       <w:r>
         <w:t>(cd ./solidity &amp;&amp; forge install foundry-rs/forge-std@v1.16.2 --no-git)</w:t>
@@ -1018,6 +1231,16 @@
       </w:pPr>
     </w:p>
     <w:p>
+      <w:r>
+        <w:t>You save each source file in its language's section below, as each is shown. As in Chapter 1, nano ./rust/src/bin/basic_server_csv.rs creates and opens one: type the file, then save and close it with Ctrl+O, Enter, then Ctrl+X.</w:t>
+      </w:r>
+    </w:p>
+    <w:p>
+      <w:pPr>
+        <w:keepNext/>
+      </w:pPr>
+    </w:p>
+    <w:p>
       <w:pPr>
         <w:keepNext/>
       </w:pPr>
@@ -34489,7 +34712,7 @@
     </w:p>
     <w:p>
       <w:r>
-        <w:t>Cargo.toml names this lesson's package, server_csv, and its two programs, and adds one new part: a [dependencies] section, which lists the crates the programs use, here csv with the exact version =1.4.0. foundry.toml is the same as in Lessons 3.3a to 3.9a: fs_permissions gives the file cheatcodes read and write access to the lesson folder, ../, and nowhere else.</w:t>
+        <w:t>This is the file the setup commands wrote, shown here so you can check yours. Cargo.toml names this lesson's package, server_csv, and its two programs, and adds one new part: a [dependencies] section, which lists the crates the programs use, here csv with the exact version =1.4.0. cargo init and cargo add do not write the comment lines, which are this lesson's notes about the file; the blank lines may differ.</w:t>
       </w:r>
     </w:p>
     <w:p>
@@ -34609,95 +34832,6 @@
       </w:pPr>
       <w:r>
         <w:t>csv = "=1.4.0"</w:t>
-      </w:r>
-    </w:p>
-    <w:p>
-      <w:pPr>
-        <w:keepNext/>
-      </w:pPr>
-    </w:p>
-    <w:p>
-      <w:pPr>
-        <w:keepNext/>
-      </w:pPr>
-    </w:p>
-    <w:p>
-      <w:pPr>
-        <w:pStyle w:val="Heading2"/>
-      </w:pPr>
-      <w:r>
-        <w:t>solidity/foundry.toml</w:t>
-      </w:r>
-    </w:p>
-    <w:p>
-      <w:pPr>
-        <w:pStyle w:val="SourceCode"/>
-        <w:keepNext/>
-      </w:pPr>
-      <w:r>
-        <w:t>[profile.default]</w:t>
-      </w:r>
-    </w:p>
-    <w:p>
-      <w:pPr>
-        <w:pStyle w:val="SourceCode"/>
-        <w:keepNext/>
-      </w:pPr>
-      <w:r>
-        <w:t># The scripts in script/ are the only Solidity sources in this project.</w:t>
-      </w:r>
-    </w:p>
-    <w:p>
-      <w:pPr>
-        <w:pStyle w:val="SourceCode"/>
-        <w:keepNext/>
-      </w:pPr>
-      <w:r>
-        <w:t>src = "script"</w:t>
-      </w:r>
-    </w:p>
-    <w:p>
-      <w:pPr>
-        <w:pStyle w:val="SourceCode"/>
-        <w:keepNext/>
-      </w:pPr>
-      <w:r>
-        <w:t># forge install puts forge-std in lib/.</w:t>
-      </w:r>
-    </w:p>
-    <w:p>
-      <w:pPr>
-        <w:pStyle w:val="SourceCode"/>
-        <w:keepNext/>
-      </w:pPr>
-      <w:r>
-        <w:t>libs = ["lib"]</w:t>
-      </w:r>
-    </w:p>
-    <w:p>
-      <w:pPr>
-        <w:pStyle w:val="SourceCode"/>
-        <w:keepNext/>
-      </w:pPr>
-      <w:r>
-        <w:t># The file cheatcodes may read and write only inside the lesson folder,</w:t>
-      </w:r>
-    </w:p>
-    <w:p>
-      <w:pPr>
-        <w:pStyle w:val="SourceCode"/>
-        <w:keepNext/>
-      </w:pPr>
-      <w:r>
-        <w:t># the folder above the project root ("../"), and nowhere else.</w:t>
-      </w:r>
-    </w:p>
-    <w:p>
-      <w:pPr>
-        <w:pStyle w:val="SourceCode"/>
-      </w:pPr>
-      <w:r>
-        <w:t>fs_permissions = [{ access = "read-write", path = "../" }]</w:t>
       </w:r>
     </w:p>
     <w:p>
@@ -35933,31 +36067,31 @@
       </w:rPr>
     </w:lvl>
   </w:abstractNum>
-  <w:num w:numId="1" w16cid:durableId="1451893381">
+  <w:num w:numId="1" w16cid:durableId="695354096">
     <w:abstractNumId w:val="8"/>
   </w:num>
-  <w:num w:numId="2" w16cid:durableId="36977325">
+  <w:num w:numId="2" w16cid:durableId="1209872978">
     <w:abstractNumId w:val="6"/>
   </w:num>
-  <w:num w:numId="3" w16cid:durableId="1204051728">
+  <w:num w:numId="3" w16cid:durableId="901986740">
     <w:abstractNumId w:val="5"/>
   </w:num>
-  <w:num w:numId="4" w16cid:durableId="2144033173">
+  <w:num w:numId="4" w16cid:durableId="1157308705">
     <w:abstractNumId w:val="4"/>
   </w:num>
-  <w:num w:numId="5" w16cid:durableId="522135978">
+  <w:num w:numId="5" w16cid:durableId="1159226353">
     <w:abstractNumId w:val="7"/>
   </w:num>
-  <w:num w:numId="6" w16cid:durableId="523330601">
+  <w:num w:numId="6" w16cid:durableId="358506405">
     <w:abstractNumId w:val="3"/>
   </w:num>
-  <w:num w:numId="7" w16cid:durableId="1630744182">
+  <w:num w:numId="7" w16cid:durableId="1353649803">
     <w:abstractNumId w:val="2"/>
   </w:num>
-  <w:num w:numId="8" w16cid:durableId="286860350">
+  <w:num w:numId="8" w16cid:durableId="2074040131">
     <w:abstractNumId w:val="1"/>
   </w:num>
-  <w:num w:numId="9" w16cid:durableId="1062674000">
+  <w:num w:numId="9" w16cid:durableId="852575575">
     <w:abstractNumId w:val="0"/>
   </w:num>
 </w:numbering>
